--- a/anti-amyloid-npi-analysis/abstract_v3/抄録_NPI-Apathyscore低下例の認知機能推移_短縮版.docx
+++ b/anti-amyloid-npi-analysis/abstract_v3/抄録_NPI-Apathyscore低下例の認知機能推移_短縮版.docx
@@ -559,7 +559,7 @@
           <w:sz w:val="21"/>
           <w:szCs w:val="21"/>
         </w:rPr>
-        <w:t xml:space="preserve">NPI-Apathy scoreが低下した2例では時間見当識がともに改善し，非低下例に改善例はなかった．ただし初回時間見当識は低下例2.0±0.0点，非低下例4.2±1.0点で，低下例には上昇の余地が大きく非低下例には天井効果があり，床効果や平均への回帰の影響を否定できない．観察期間も6〜24か月と幅がある．低下例2例では時間見当識以外の下位項目の変化は一様でなく，群間比較も行っていないため，本所見は時間見当識に特異的な関連を示すものではない．全例が治療例であり薬剤の効果も論じられない．今後，初回にアパシーを認める症例を蓄積して報告する．</w:t>
+        <w:t xml:space="preserve">NPI-Apathy scoreが低下した2例では時間見当識がともに改善し，非低下例に改善例はなかった．ただし初回時間見当識は低下例2.0±0.0点，非低下例4.2±1.0点で，低下例には上昇の余地が大きく非低下例には天井効果があり，床効果や平均への回帰の影響を否定できない．観察期間も6〜24か月と幅がある．また低下例2例では時間見当識以外の下位項目の変化は一様でなく，群間比較も行っていないため，時間見当識に特異的な関連を示すものではない．全例が治療例であり薬剤の効果も論じられない．これらの限界はあるが，本所見はアパシーの改善と時間見当識の改善が関連して推移する可能性を示唆するものであり，今後，症例を蓄積して報告する．</w:t>
       </w:r>
     </w:p>
     <w:p>
@@ -787,7 +787,7 @@
           <w:sz w:val="19"/>
           <w:szCs w:val="19"/>
         </w:rPr>
-        <w:t xml:space="preserve">13.　これは短縮版で、本文は1,271字です（通常版1,417字、前回提出抄録913字）。通常版から、NPI-Apathy scoreの平均±標準偏差、低下例1例目のCDR下位4領域の名称、【目的】【方法】の重複表現を削っています。数値の内容は通常版と同一で、解析結果との突き合わせでも不一致はありません。</w:t>
+        <w:t xml:space="preserve">13.　これは短縮版で、本文は1,312字です（通常版1,458字、前回提出抄録913字）。通常版から、NPI-Apathy scoreの平均±標準偏差、低下例1例目のCDR下位4領域の名称、【目的】【方法】の重複表現を削っています。数値の内容は通常版と同一で、解析結果との突き合わせでも不一致はありません。</w:t>
       </w:r>
     </w:p>
     <w:sectPr>
